--- a/instructor-profile.docx
+++ b/instructor-profile.docx
@@ -1596,6 +1596,983 @@
     </w:p>
     <w:bookmarkEnd w:id="64"/>
     <w:bookmarkStart w:id="68" w:name="scan-to-connect"/>
+    <w:p>
+      <w:pPr>
+        <w:pStyle w:val="Heading2"/>
+      </w:pPr>
+      <w:r>
+        <w:t>The same services, on video — five-minute official intros</w:t>
+      </w:r>
+    </w:p>
+    <w:p>
+      <w:pPr>
+        <w:pStyle w:val="FirstParagraph"/>
+      </w:pPr>
+      <w:r>
+        <w:t>Every link is from Google's own channels — Google Cloud Tech and Google Cloud — and most run about five minutes; the "in a minute" ones run sixty to ninety seconds. Start with the services your migration actually touches.</w:t>
+      </w:r>
+    </w:p>
+    <w:p>
+      <w:pPr>
+        <w:pStyle w:val="BodyText"/>
+      </w:pPr>
+      <w:r>
+        <w:rPr>
+          <w:b/>
+        </w:rPr>
+        <w:t>BigQuery, end to end</w:t>
+      </w:r>
+    </w:p>
+    <w:p>
+      <w:pPr>
+        <w:pStyle w:val="Compact"/>
+        <w:numPr>
+          <w:ilvl w:val="0"/>
+          <w:numId w:val="1003"/>
+        </w:numPr>
+      </w:pPr>
+      <w:hyperlink r:id="rId10">
+        <w:r>
+          <w:rPr>
+            <w:rStyle w:val="Hyperlink"/>
+          </w:rPr>
+          <w:t xml:space="preserve">What is BigQuery? (2:27)</w:t>
+        </w:r>
+      </w:hyperlink>
+      <w:r>
+        <w:t xml:space="preserve"> or the 86-second </w:t>
+      </w:r>
+      <w:hyperlink r:id="rId11">
+        <w:r>
+          <w:rPr>
+            <w:rStyle w:val="Hyperlink"/>
+          </w:rPr>
+          <w:t xml:space="preserve">BigQuery in a minute</w:t>
+        </w:r>
+      </w:hyperlink>
+      <w:r>
+        <w:t xml:space="preserve"> — start here</w:t>
+      </w:r>
+    </w:p>
+    <w:p>
+      <w:pPr>
+        <w:pStyle w:val="Compact"/>
+        <w:numPr>
+          <w:ilvl w:val="0"/>
+          <w:numId w:val="1003"/>
+        </w:numPr>
+      </w:pPr>
+      <w:hyperlink r:id="rId14">
+        <w:r>
+          <w:rPr>
+            <w:rStyle w:val="Hyperlink"/>
+          </w:rPr>
+          <w:t xml:space="preserve">The BigQuery API landscape (7:33)</w:t>
+        </w:r>
+      </w:hyperlink>
+      <w:r>
+        <w:t xml:space="preserve"> — includes the Data Transfer Service chapter at 5:17</w:t>
+      </w:r>
+    </w:p>
+    <w:p>
+      <w:pPr>
+        <w:pStyle w:val="Compact"/>
+        <w:numPr>
+          <w:ilvl w:val="0"/>
+          <w:numId w:val="1003"/>
+        </w:numPr>
+      </w:pPr>
+      <w:hyperlink r:id="rId15">
+        <w:r>
+          <w:rPr>
+            <w:rStyle w:val="Hyperlink"/>
+          </w:rPr>
+          <w:t xml:space="preserve">BigLake in a minute (2:02)</w:t>
+        </w:r>
+      </w:hyperlink>
+      <w:r>
+        <w:t xml:space="preserve"> — the lakehouse bridge to Day 2</w:t>
+      </w:r>
+    </w:p>
+    <w:p>
+      <w:pPr>
+        <w:pStyle w:val="Compact"/>
+        <w:numPr>
+          <w:ilvl w:val="0"/>
+          <w:numId w:val="1003"/>
+        </w:numPr>
+      </w:pPr>
+      <w:hyperlink r:id="rId16">
+        <w:r>
+          <w:rPr>
+            <w:rStyle w:val="Hyperlink"/>
+          </w:rPr>
+          <w:t xml:space="preserve">BigQuery ML in a minute (1:41)</w:t>
+        </w:r>
+      </w:hyperlink>
+      <w:r>
+        <w:t xml:space="preserve"> and </w:t>
+      </w:r>
+      <w:hyperlink r:id="rId17">
+        <w:r>
+          <w:rPr>
+            <w:rStyle w:val="Hyperlink"/>
+          </w:rPr>
+          <w:t xml:space="preserve">Vertex AI + BigQuery ML (3:39)</w:t>
+        </w:r>
+      </w:hyperlink>
+      <w:r>
+        <w:t xml:space="preserve"> — models in plain SQL</w:t>
+      </w:r>
+    </w:p>
+    <w:p>
+      <w:pPr>
+        <w:pStyle w:val="Compact"/>
+        <w:numPr>
+          <w:ilvl w:val="0"/>
+          <w:numId w:val="1003"/>
+        </w:numPr>
+      </w:pPr>
+      <w:hyperlink r:id="rId19">
+        <w:r>
+          <w:rPr>
+            <w:rStyle w:val="Hyperlink"/>
+          </w:rPr>
+          <w:t xml:space="preserve">The bq command-line tool (5:17)</w:t>
+        </w:r>
+      </w:hyperlink>
+      <w:r>
+        <w:t xml:space="preserve"> — your sqlcmd habit, translated; </w:t>
+      </w:r>
+      <w:hyperlink r:id="rId20">
+        <w:r>
+          <w:rPr>
+            <w:rStyle w:val="Hyperlink"/>
+          </w:rPr>
+          <w:t xml:space="preserve">Cloud Shell Editor (2:44)</w:t>
+        </w:r>
+      </w:hyperlink>
+      <w:r>
+        <w:t xml:space="preserve"> — where you'll run it</w:t>
+      </w:r>
+    </w:p>
+    <w:p>
+      <w:pPr>
+        <w:pStyle w:val="BodyText"/>
+      </w:pPr>
+      <w:r>
+        <w:rPr>
+          <w:b/>
+        </w:rPr>
+        <w:t>Migration and replication</w:t>
+      </w:r>
+    </w:p>
+    <w:p>
+      <w:pPr>
+        <w:pStyle w:val="Compact"/>
+        <w:numPr>
+          <w:ilvl w:val="0"/>
+          <w:numId w:val="1003"/>
+        </w:numPr>
+      </w:pPr>
+      <w:hyperlink r:id="rId21">
+        <w:r>
+          <w:rPr>
+            <w:rStyle w:val="Hyperlink"/>
+          </w:rPr>
+          <w:t xml:space="preserve">Introduction to Datastream for BigQuery (5:40)</w:t>
+        </w:r>
+      </w:hyperlink>
+      <w:r>
+        <w:t xml:space="preserve"> — CDC, the extract-killer</w:t>
+      </w:r>
+    </w:p>
+    <w:p>
+      <w:pPr>
+        <w:pStyle w:val="Compact"/>
+        <w:numPr>
+          <w:ilvl w:val="0"/>
+          <w:numId w:val="1003"/>
+        </w:numPr>
+      </w:pPr>
+      <w:hyperlink r:id="rId30">
+        <w:r>
+          <w:rPr>
+            <w:rStyle w:val="Hyperlink"/>
+          </w:rPr>
+          <w:t xml:space="preserve">MySQL → BigQuery with Datastream (2:11)</w:t>
+        </w:r>
+      </w:hyperlink>
+      <w:r>
+        <w:t xml:space="preserve"> — the two-minute setup demo</w:t>
+      </w:r>
+    </w:p>
+    <w:p>
+      <w:pPr>
+        <w:pStyle w:val="Compact"/>
+        <w:numPr>
+          <w:ilvl w:val="0"/>
+          <w:numId w:val="1003"/>
+        </w:numPr>
+      </w:pPr>
+      <w:hyperlink r:id="rId64">
+        <w:r>
+          <w:rPr>
+            <w:rStyle w:val="Hyperlink"/>
+          </w:rPr>
+          <w:t xml:space="preserve">What is Storage Transfer Service? (3:24)</w:t>
+        </w:r>
+      </w:hyperlink>
+      <w:r>
+        <w:t xml:space="preserve"> and </w:t>
+      </w:r>
+      <w:hyperlink r:id="rId66">
+        <w:r>
+          <w:rPr>
+            <w:rStyle w:val="Hyperlink"/>
+          </w:rPr>
+          <w:t xml:space="preserve">Getting started (4:56)</w:t>
+        </w:r>
+      </w:hyperlink>
+      <w:r>
+        <w:t xml:space="preserve"> — for the historical bulk moves</w:t>
+      </w:r>
+    </w:p>
+    <w:p>
+      <w:pPr>
+        <w:pStyle w:val="BodyText"/>
+      </w:pPr>
+      <w:r>
+        <w:rPr>
+          <w:b/>
+        </w:rPr>
+        <w:t>Dataform — your Silver→Gold tool</w:t>
+      </w:r>
+    </w:p>
+    <w:p>
+      <w:pPr>
+        <w:pStyle w:val="Compact"/>
+        <w:numPr>
+          <w:ilvl w:val="0"/>
+          <w:numId w:val="1003"/>
+        </w:numPr>
+      </w:pPr>
+      <w:hyperlink r:id="rId67">
+        <w:r>
+          <w:rPr>
+            <w:rStyle w:val="Hyperlink"/>
+          </w:rPr>
+          <w:t xml:space="preserve">Streamline Your SQL Workflows with Dataform (7:00)</w:t>
+        </w:r>
+      </w:hyperlink>
+      <w:r>
+        <w:t xml:space="preserve"> — repositories, workspaces, release configs</w:t>
+      </w:r>
+    </w:p>
+    <w:p>
+      <w:pPr>
+        <w:pStyle w:val="BodyText"/>
+      </w:pPr>
+      <w:r>
+        <w:rPr>
+          <w:b/>
+        </w:rPr>
+        <w:t>Cloud Storage — your Bronze layer</w:t>
+      </w:r>
+    </w:p>
+    <w:p>
+      <w:pPr>
+        <w:pStyle w:val="Compact"/>
+        <w:numPr>
+          <w:ilvl w:val="0"/>
+          <w:numId w:val="1003"/>
+        </w:numPr>
+      </w:pPr>
+      <w:hyperlink r:id="rId68">
+        <w:r>
+          <w:rPr>
+            <w:rStyle w:val="Hyperlink"/>
+          </w:rPr>
+          <w:t xml:space="preserve">Bucket options (3:27)</w:t>
+        </w:r>
+      </w:hyperlink>
+      <w:r>
+        <w:t xml:space="preserve"> — naming, locations, storage classes</w:t>
+      </w:r>
+    </w:p>
+    <w:p>
+      <w:pPr>
+        <w:pStyle w:val="Compact"/>
+        <w:numPr>
+          <w:ilvl w:val="0"/>
+          <w:numId w:val="1003"/>
+        </w:numPr>
+      </w:pPr>
+      <w:hyperlink r:id="rId69">
+        <w:r>
+          <w:rPr>
+            <w:rStyle w:val="Hyperlink"/>
+          </w:rPr>
+          <w:t xml:space="preserve">How to write data into Cloud Storage (3:09)</w:t>
+        </w:r>
+      </w:hyperlink>
+      <w:r>
+        <w:t xml:space="preserve"> — every upload path</w:t>
+      </w:r>
+    </w:p>
+    <w:p>
+      <w:pPr>
+        <w:pStyle w:val="Compact"/>
+        <w:numPr>
+          <w:ilvl w:val="0"/>
+          <w:numId w:val="1003"/>
+        </w:numPr>
+      </w:pPr>
+      <w:hyperlink r:id="rId70">
+        <w:r>
+          <w:rPr>
+            <w:rStyle w:val="Hyperlink"/>
+          </w:rPr>
+          <w:t xml:space="preserve">How to store data on Google Cloud (6:52)</w:t>
+        </w:r>
+      </w:hyperlink>
+      <w:r>
+        <w:t xml:space="preserve"> — where GCS fits next to Cloud SQL, Firestore, BigQuery, Spanner, and Bigtable</w:t>
+      </w:r>
+    </w:p>
+    <w:p>
+      <w:pPr>
+        <w:pStyle w:val="BodyText"/>
+      </w:pPr>
+      <w:r>
+        <w:rPr>
+          <w:b/>
+        </w:rPr>
+        <w:t>Streaming and pipelines</w:t>
+      </w:r>
+    </w:p>
+    <w:p>
+      <w:pPr>
+        <w:pStyle w:val="Compact"/>
+        <w:numPr>
+          <w:ilvl w:val="0"/>
+          <w:numId w:val="1003"/>
+        </w:numPr>
+      </w:pPr>
+      <w:hyperlink r:id="rId71">
+        <w:r>
+          <w:rPr>
+            <w:rStyle w:val="Hyperlink"/>
+          </w:rPr>
+          <w:t xml:space="preserve">Cloud Pub/Sub Overview (6:28)</w:t>
+        </w:r>
+      </w:hyperlink>
+      <w:r>
+        <w:t xml:space="preserve"> or the </w:t>
+      </w:r>
+      <w:hyperlink r:id="rId72">
+        <w:r>
+          <w:rPr>
+            <w:rStyle w:val="Hyperlink"/>
+          </w:rPr>
+          <w:t xml:space="preserve">fundamentals segment (5:09)</w:t>
+        </w:r>
+      </w:hyperlink>
+      <w:r>
+        <w:t xml:space="preserve"> — topics and subscriptions</w:t>
+      </w:r>
+    </w:p>
+    <w:p>
+      <w:pPr>
+        <w:pStyle w:val="Compact"/>
+        <w:numPr>
+          <w:ilvl w:val="0"/>
+          <w:numId w:val="1003"/>
+        </w:numPr>
+      </w:pPr>
+      <w:hyperlink r:id="rId73">
+        <w:r>
+          <w:rPr>
+            <w:rStyle w:val="Hyperlink"/>
+          </w:rPr>
+          <w:t xml:space="preserve">What is Dataflow? (5:03)</w:t>
+        </w:r>
+      </w:hyperlink>
+      <w:r>
+        <w:t xml:space="preserve"> — the Drawing Board episode; </w:t>
+      </w:r>
+      <w:hyperlink r:id="rId74">
+        <w:r>
+          <w:rPr>
+            <w:rStyle w:val="Hyperlink"/>
+          </w:rPr>
+          <w:t xml:space="preserve">Dataflow for Real-time ETL (5:29)</w:t>
+        </w:r>
+      </w:hyperlink>
+      <w:r>
+        <w:t xml:space="preserve"> — the 2024 follow-up</w:t>
+      </w:r>
+    </w:p>
+    <w:p>
+      <w:pPr>
+        <w:pStyle w:val="BodyText"/>
+      </w:pPr>
+      <w:r>
+        <w:rPr>
+          <w:b/>
+        </w:rPr>
+        <w:t>Orchestration and events</w:t>
+      </w:r>
+    </w:p>
+    <w:p>
+      <w:pPr>
+        <w:pStyle w:val="Compact"/>
+        <w:numPr>
+          <w:ilvl w:val="0"/>
+          <w:numId w:val="1003"/>
+        </w:numPr>
+      </w:pPr>
+      <w:hyperlink r:id="rId75">
+        <w:r>
+          <w:rPr>
+            <w:rStyle w:val="Hyperlink"/>
+          </w:rPr>
+          <w:t xml:space="preserve">Moving Cron Jobs to the Cloud (3:20)</w:t>
+        </w:r>
+      </w:hyperlink>
+      <w:r>
+        <w:t xml:space="preserve"> — Cloud Scheduler ≈ SQL Agent</w:t>
+      </w:r>
+    </w:p>
+    <w:p>
+      <w:pPr>
+        <w:pStyle w:val="Compact"/>
+        <w:numPr>
+          <w:ilvl w:val="0"/>
+          <w:numId w:val="1003"/>
+        </w:numPr>
+      </w:pPr>
+      <w:hyperlink r:id="rId76">
+        <w:r>
+          <w:rPr>
+            <w:rStyle w:val="Hyperlink"/>
+          </w:rPr>
+          <w:t xml:space="preserve">Introducing Cloud Workflows (4:37)</w:t>
+        </w:r>
+      </w:hyperlink>
+      <w:r>
+        <w:t xml:space="preserve"> — serverless YAML orchestration</w:t>
+      </w:r>
+    </w:p>
+    <w:p>
+      <w:pPr>
+        <w:pStyle w:val="Compact"/>
+        <w:numPr>
+          <w:ilvl w:val="0"/>
+          <w:numId w:val="1003"/>
+        </w:numPr>
+      </w:pPr>
+      <w:hyperlink r:id="rId77">
+        <w:r>
+          <w:rPr>
+            <w:rStyle w:val="Hyperlink"/>
+          </w:rPr>
+          <w:t xml:space="preserve">Cloud Composer (3:59)</w:t>
+        </w:r>
+      </w:hyperlink>
+      <w:r>
+        <w:t xml:space="preserve"> and </w:t>
+      </w:r>
+      <w:hyperlink r:id="rId78">
+        <w:r>
+          <w:rPr>
+            <w:rStyle w:val="Hyperlink"/>
+          </w:rPr>
+          <w:t xml:space="preserve">Composer for data orchestration (3:59)</w:t>
+        </w:r>
+      </w:hyperlink>
+      <w:r>
+        <w:t xml:space="preserve"> — managed Airflow</w:t>
+      </w:r>
+    </w:p>
+    <w:p>
+      <w:pPr>
+        <w:pStyle w:val="Compact"/>
+        <w:numPr>
+          <w:ilvl w:val="0"/>
+          <w:numId w:val="1003"/>
+        </w:numPr>
+      </w:pPr>
+      <w:hyperlink r:id="rId79">
+        <w:r>
+          <w:rPr>
+            <w:rStyle w:val="Hyperlink"/>
+          </w:rPr>
+          <w:t xml:space="preserve">Eventarc: build an event-driven orchestration</w:t>
+        </w:r>
+      </w:hyperlink>
+      <w:r>
+        <w:t xml:space="preserve"> and </w:t>
+      </w:r>
+      <w:hyperlink r:id="rId80">
+        <w:r>
+          <w:rPr>
+            <w:rStyle w:val="Hyperlink"/>
+          </w:rPr>
+          <w:t xml:space="preserve">Creating Eventarc Triggers</w:t>
+        </w:r>
+      </w:hyperlink>
+      <w:r>
+        <w:t xml:space="preserve"> — events without plumbing</w:t>
+      </w:r>
+    </w:p>
+    <w:p>
+      <w:pPr>
+        <w:pStyle w:val="BodyText"/>
+      </w:pPr>
+      <w:r>
+        <w:rPr>
+          <w:b/>
+        </w:rPr>
+        <w:t>Databases on the Google side</w:t>
+      </w:r>
+    </w:p>
+    <w:p>
+      <w:pPr>
+        <w:pStyle w:val="Compact"/>
+        <w:numPr>
+          <w:ilvl w:val="0"/>
+          <w:numId w:val="1003"/>
+        </w:numPr>
+      </w:pPr>
+      <w:hyperlink r:id="rId81">
+        <w:r>
+          <w:rPr>
+            <w:rStyle w:val="Hyperlink"/>
+          </w:rPr>
+          <w:t xml:space="preserve">Meet Cloud SQL</w:t>
+        </w:r>
+      </w:hyperlink>
+      <w:r>
+        <w:t xml:space="preserve"> — managed PostgreSQL, MySQL, and SQL Server</w:t>
+      </w:r>
+    </w:p>
+    <w:p>
+      <w:pPr>
+        <w:pStyle w:val="Compact"/>
+        <w:numPr>
+          <w:ilvl w:val="0"/>
+          <w:numId w:val="1003"/>
+        </w:numPr>
+      </w:pPr>
+      <w:hyperlink r:id="rId82">
+        <w:r>
+          <w:rPr>
+            <w:rStyle w:val="Hyperlink"/>
+          </w:rPr>
+          <w:t xml:space="preserve">AlloyDB Omni quickstart (5:33)</w:t>
+        </w:r>
+      </w:hyperlink>
+      <w:r>
+        <w:t xml:space="preserve"> and </w:t>
+      </w:r>
+      <w:hyperlink r:id="rId83">
+        <w:r>
+          <w:rPr>
+            <w:rStyle w:val="Hyperlink"/>
+          </w:rPr>
+          <w:t xml:space="preserve">Is AlloyDB compatible with PostgreSQL? (2:30)</w:t>
+        </w:r>
+      </w:hyperlink>
+      <w:r>
+        <w:t xml:space="preserve"> — the OLTP sibling</w:t>
+      </w:r>
+    </w:p>
+    <w:p>
+      <w:pPr>
+        <w:pStyle w:val="Compact"/>
+        <w:numPr>
+          <w:ilvl w:val="0"/>
+          <w:numId w:val="1003"/>
+        </w:numPr>
+      </w:pPr>
+      <w:hyperlink r:id="rId84">
+        <w:r>
+          <w:rPr>
+            <w:rStyle w:val="Hyperlink"/>
+          </w:rPr>
+          <w:t xml:space="preserve">What is Cloud Spanner? (6:18)</w:t>
+        </w:r>
+      </w:hyperlink>
+      <w:r>
+        <w:t xml:space="preserve"> — global relational, when regional isn't enough</w:t>
+      </w:r>
+    </w:p>
+    <w:p>
+      <w:pPr>
+        <w:pStyle w:val="Compact"/>
+        <w:numPr>
+          <w:ilvl w:val="0"/>
+          <w:numId w:val="1003"/>
+        </w:numPr>
+      </w:pPr>
+      <w:hyperlink r:id="rId85">
+        <w:r>
+          <w:rPr>
+            <w:rStyle w:val="Hyperlink"/>
+          </w:rPr>
+          <w:t xml:space="preserve">What is Cloud Bigtable? (5:37)</w:t>
+        </w:r>
+      </w:hyperlink>
+      <w:r>
+        <w:t xml:space="preserve"> — wide-column NoSQL; </w:t>
+      </w:r>
+      <w:hyperlink r:id="rId86">
+        <w:r>
+          <w:rPr>
+            <w:rStyle w:val="Hyperlink"/>
+          </w:rPr>
+          <w:t xml:space="preserve">the 2-minute version</w:t>
+        </w:r>
+      </w:hyperlink>
+      <w:r/>
+    </w:p>
+    <w:p>
+      <w:pPr>
+        <w:pStyle w:val="Compact"/>
+        <w:numPr>
+          <w:ilvl w:val="0"/>
+          <w:numId w:val="1003"/>
+        </w:numPr>
+      </w:pPr>
+      <w:hyperlink r:id="rId87">
+        <w:r>
+          <w:rPr>
+            <w:rStyle w:val="Hyperlink"/>
+          </w:rPr>
+          <w:t xml:space="preserve">Get started with Firestore (12:39)</w:t>
+        </w:r>
+      </w:hyperlink>
+      <w:r>
+        <w:t xml:space="preserve"> — document NoSQL; </w:t>
+      </w:r>
+      <w:hyperlink r:id="rId88">
+        <w:r>
+          <w:rPr>
+            <w:rStyle w:val="Hyperlink"/>
+          </w:rPr>
+          <w:t xml:space="preserve">the 2-minute version</w:t>
+        </w:r>
+      </w:hyperlink>
+      <w:r/>
+    </w:p>
+    <w:p>
+      <w:pPr>
+        <w:pStyle w:val="BodyText"/>
+      </w:pPr>
+      <w:r>
+        <w:rPr>
+          <w:b/>
+        </w:rPr>
+        <w:t>The wider landscape — named in class, not drilled</w:t>
+      </w:r>
+    </w:p>
+    <w:p>
+      <w:pPr>
+        <w:pStyle w:val="Compact"/>
+        <w:numPr>
+          <w:ilvl w:val="0"/>
+          <w:numId w:val="1003"/>
+        </w:numPr>
+      </w:pPr>
+      <w:hyperlink r:id="rId89">
+        <w:r>
+          <w:rPr>
+            <w:rStyle w:val="Hyperlink"/>
+          </w:rPr>
+          <w:t xml:space="preserve">Data science workloads on Dataproc Serverless (6:28)</w:t>
+        </w:r>
+      </w:hyperlink>
+      <w:r>
+        <w:t xml:space="preserve"> — the optional Spark lab's engine; </w:t>
+      </w:r>
+      <w:hyperlink r:id="rId90">
+        <w:r>
+          <w:rPr>
+            <w:rStyle w:val="Hyperlink"/>
+          </w:rPr>
+          <w:t xml:space="preserve">Dataproc in a minute (1:27)</w:t>
+        </w:r>
+      </w:hyperlink>
+      <w:r/>
+    </w:p>
+    <w:p>
+      <w:pPr>
+        <w:pStyle w:val="Compact"/>
+        <w:numPr>
+          <w:ilvl w:val="0"/>
+          <w:numId w:val="1003"/>
+        </w:numPr>
+      </w:pPr>
+      <w:hyperlink r:id="rId91">
+        <w:r>
+          <w:rPr>
+            <w:rStyle w:val="Hyperlink"/>
+          </w:rPr>
+          <w:t xml:space="preserve">Data Fusion in a minute (1:44)</w:t>
+        </w:r>
+      </w:hyperlink>
+      <w:r>
+        <w:t xml:space="preserve"> and </w:t>
+      </w:r>
+      <w:hyperlink r:id="rId92">
+        <w:r>
+          <w:rPr>
+            <w:rStyle w:val="Hyperlink"/>
+          </w:rPr>
+          <w:t xml:space="preserve">Dataprep in a minute (1:39)</w:t>
+        </w:r>
+      </w:hyperlink>
+      <w:r>
+        <w:t xml:space="preserve"> — code-free pipelines and data wrangling</w:t>
+      </w:r>
+    </w:p>
+    <w:p>
+      <w:pPr>
+        <w:pStyle w:val="Compact"/>
+        <w:numPr>
+          <w:ilvl w:val="0"/>
+          <w:numId w:val="1003"/>
+        </w:numPr>
+      </w:pPr>
+      <w:hyperlink r:id="rId93">
+        <w:r>
+          <w:rPr>
+            <w:rStyle w:val="Hyperlink"/>
+          </w:rPr>
+          <w:t xml:space="preserve">Exploring PaaS with App Engine (7:25)</w:t>
+        </w:r>
+      </w:hyperlink>
+      <w:r>
+        <w:t xml:space="preserve"> — or </w:t>
+      </w:r>
+      <w:hyperlink r:id="rId94">
+        <w:r>
+          <w:rPr>
+            <w:rStyle w:val="Hyperlink"/>
+          </w:rPr>
+          <w:t xml:space="preserve">the 72-second version</w:t>
+        </w:r>
+      </w:hyperlink>
+      <w:r/>
+    </w:p>
+    <w:p>
+      <w:pPr>
+        <w:pStyle w:val="BodyText"/>
+      </w:pPr>
+      <w:r>
+        <w:rPr>
+          <w:b/>
+        </w:rPr>
+        <w:t>Governance and operations</w:t>
+      </w:r>
+    </w:p>
+    <w:p>
+      <w:pPr>
+        <w:pStyle w:val="Compact"/>
+        <w:numPr>
+          <w:ilvl w:val="0"/>
+          <w:numId w:val="1003"/>
+        </w:numPr>
+      </w:pPr>
+      <w:hyperlink r:id="rId95">
+        <w:r>
+          <w:rPr>
+            <w:rStyle w:val="Hyperlink"/>
+          </w:rPr>
+          <w:t xml:space="preserve">De-identifying data with Sensitive Data Protection (4:39)</w:t>
+        </w:r>
+      </w:hyperlink>
+      <w:r>
+        <w:t xml:space="preserve"> — the modern DLP; </w:t>
+      </w:r>
+      <w:hyperlink r:id="rId96">
+        <w:r>
+          <w:rPr>
+            <w:rStyle w:val="Hyperlink"/>
+          </w:rPr>
+          <w:t xml:space="preserve">DLP in a minute (2:05)</w:t>
+        </w:r>
+      </w:hyperlink>
+      <w:r/>
+    </w:p>
+    <w:p>
+      <w:pPr>
+        <w:pStyle w:val="Compact"/>
+        <w:numPr>
+          <w:ilvl w:val="0"/>
+          <w:numId w:val="1003"/>
+        </w:numPr>
+      </w:pPr>
+      <w:hyperlink r:id="rId97">
+        <w:r>
+          <w:rPr>
+            <w:rStyle w:val="Hyperlink"/>
+          </w:rPr>
+          <w:t xml:space="preserve">What is IAM Policy? (4:36)</w:t>
+        </w:r>
+      </w:hyperlink>
+      <w:r>
+        <w:t xml:space="preserve"> — permissions, Allow vs Deny; </w:t>
+      </w:r>
+      <w:hyperlink r:id="rId98">
+        <w:r>
+          <w:rPr>
+            <w:rStyle w:val="Hyperlink"/>
+          </w:rPr>
+          <w:t xml:space="preserve">the 10-minute IAM deep dive</w:t>
+        </w:r>
+      </w:hyperlink>
+      <w:r/>
+    </w:p>
+    <w:p>
+      <w:pPr>
+        <w:pStyle w:val="Compact"/>
+        <w:numPr>
+          <w:ilvl w:val="0"/>
+          <w:numId w:val="1003"/>
+        </w:numPr>
+      </w:pPr>
+      <w:hyperlink r:id="rId99">
+        <w:r>
+          <w:rPr>
+            <w:rStyle w:val="Hyperlink"/>
+          </w:rPr>
+          <w:t xml:space="preserve">Getting started with Cloud Monitoring (4:18)</w:t>
+        </w:r>
+      </w:hyperlink>
+      <w:r>
+        <w:t xml:space="preserve"> and </w:t>
+      </w:r>
+      <w:hyperlink r:id="rId100">
+        <w:r>
+          <w:rPr>
+            <w:rStyle w:val="Hyperlink"/>
+          </w:rPr>
+          <w:t xml:space="preserve">Creating alerts (5:42)</w:t>
+        </w:r>
+      </w:hyperlink>
+      <w:r/>
+    </w:p>
+    <w:p>
+      <w:pPr>
+        <w:pStyle w:val="BodyText"/>
+      </w:pPr>
+      <w:r>
+        <w:rPr>
+          <w:b/>
+        </w:rPr>
+        <w:t>Deeper cuts — when the five minutes aren't enough</w:t>
+      </w:r>
+    </w:p>
+    <w:p>
+      <w:pPr>
+        <w:pStyle w:val="Compact"/>
+        <w:numPr>
+          <w:ilvl w:val="0"/>
+          <w:numId w:val="1003"/>
+        </w:numPr>
+      </w:pPr>
+      <w:hyperlink r:id="rId101">
+        <w:r>
+          <w:rPr>
+            <w:rStyle w:val="Hyperlink"/>
+          </w:rPr>
+          <w:t xml:space="preserve">Manage complex SQL workflows in BigQuery (20:41)</w:t>
+        </w:r>
+      </w:hyperlink>
+      <w:r>
+        <w:t xml:space="preserve"> — the Dataform long talk</w:t>
+      </w:r>
+    </w:p>
+    <w:p>
+      <w:pPr>
+        <w:pStyle w:val="Compact"/>
+        <w:numPr>
+          <w:ilvl w:val="0"/>
+          <w:numId w:val="1003"/>
+        </w:numPr>
+      </w:pPr>
+      <w:hyperlink r:id="rId102">
+        <w:r>
+          <w:rPr>
+            <w:rStyle w:val="Hyperlink"/>
+          </w:rPr>
+          <w:t xml:space="preserve">Database configurations with Cloud SQL (17:00)</w:t>
+        </w:r>
+      </w:hyperlink>
+      <w:r>
+        <w:t xml:space="preserve"> — decision tree through tuning</w:t>
+      </w:r>
+    </w:p>
+    <w:p>
+      <w:pPr>
+        <w:pStyle w:val="Compact"/>
+        <w:numPr>
+          <w:ilvl w:val="0"/>
+          <w:numId w:val="1003"/>
+        </w:numPr>
+      </w:pPr>
+      <w:hyperlink r:id="rId103">
+        <w:r>
+          <w:rPr>
+            <w:rStyle w:val="Hyperlink"/>
+          </w:rPr>
+          <w:t xml:space="preserve">Enterprise data integration with Cloud Data Fusion (22:53)</w:t>
+        </w:r>
+      </w:hyperlink>
+      <w:r>
+        <w:t xml:space="preserve"> — the no-code session</w:t>
+      </w:r>
+    </w:p>
+    <w:p>
+      <w:pPr>
+        <w:pStyle w:val="Compact"/>
+        <w:numPr>
+          <w:ilvl w:val="0"/>
+          <w:numId w:val="1003"/>
+        </w:numPr>
+      </w:pPr>
+      <w:hyperlink r:id="rId104">
+        <w:r>
+          <w:rPr>
+            <w:rStyle w:val="Hyperlink"/>
+          </w:rPr>
+          <w:t xml:space="preserve">Run Spark and Hadoop faster with Dataproc (16:35)</w:t>
+        </w:r>
+      </w:hyperlink>
+      <w:r/>
+    </w:p>
+    <w:p>
+      <w:pPr>
+        <w:pStyle w:val="Compact"/>
+        <w:numPr>
+          <w:ilvl w:val="0"/>
+          <w:numId w:val="1003"/>
+        </w:numPr>
+      </w:pPr>
+      <w:hyperlink r:id="rId105">
+        <w:r>
+          <w:rPr>
+            <w:rStyle w:val="Hyperlink"/>
+          </w:rPr>
+          <w:t xml:space="preserve">Cloud Tasks and Cloud Scheduler, getting started (13:17)</w:t>
+        </w:r>
+      </w:hyperlink>
+      <w:r>
+        <w:t xml:space="preserve"> — Scheduler content starts at 5:38</w:t>
+      </w:r>
+    </w:p>
     <w:p>
       <w:pPr>
         <w:pStyle w:val="Heading2"/>
